--- a/Tài liệu không có tiêu đề.docx
+++ b/Tài liệu không có tiêu đề.docx
@@ -11,12 +11,14 @@
       <w:r>
         <w:rPr>
           <w:rFonts w:ascii="Times" w:cs="Times" w:eastAsia="Times" w:hAnsi="Times"/>
+          <w:b w:val="1"/>
+          <w:bCs w:val="1"/>
           <w:color w:val="020617"/>
           <w:sz w:val="27"/>
           <w:szCs w:val="27"/>
           <w:rtl w:val="0"/>
         </w:rPr>
-        <w:t xml:space="preserve">Bài 4 : Tối ưu tài nguyên máy tính và xây dựng hệ thống lưu trữ khoa học</w:t>
+        <w:t xml:space="preserve">Bài 8: Khởi tạo cấu trúc module Đồ uống bằng Terminal tại OrderTech</w:t>
       </w:r>
       <w:r>
         <w:rPr>
@@ -40,11 +42,6 @@
     </w:p>
     <w:p>
       <w:pPr>
-        <w:numPr>
-          <w:ilvl w:val="0"/>
-          <w:numId w:val="1"/>
-        </w:numPr>
-        <w:ind w:left="720" w:hanging="360"/>
         <w:rPr>
           <w:rFonts w:ascii="Times" w:cs="Times" w:eastAsia="Times" w:hAnsi="Times"/>
         </w:rPr>
@@ -54,68 +51,91 @@
           <w:rFonts w:ascii="Times" w:cs="Times" w:eastAsia="Times" w:hAnsi="Times"/>
           <w:rtl w:val="0"/>
         </w:rPr>
-        <w:t xml:space="preserve">Phân tích nguyên nhân lag máy: Sử dụng Task Manager để chẩn đoán lỗi đứng máy (do đầy RAM dẫn đến hiện tượng "Swap file"), đồng thời giải thích vai trò của CPU, RAM và Storage trong mô hình IPO.</w:t>
-      </w:r>
-    </w:p>
-    <w:p>
-      <w:pPr>
-        <w:numPr>
-          <w:ilvl w:val="0"/>
-          <w:numId w:val="1"/>
-        </w:numPr>
-        <w:ind w:left="720" w:hanging="360"/>
-        <w:rPr/>
-      </w:pPr>
-      <w:r>
-        <w:rPr>
-          <w:rFonts w:ascii="Times" w:cs="Times" w:eastAsia="Times" w:hAnsi="Times"/>
-          <w:rtl w:val="0"/>
-        </w:rPr>
-        <w:t xml:space="preserve">Thiết kế lại hệ thống lưu trữ: Di dời dữ liệu khỏi thư mục hệ thống (ổ C) và vẽ lại sơ đồ Cây thư mục (File Tree) mới trên ổ D theo nguyên tắc 3 cấp, 4 trụ cột cùng chuẩn đặt tên </w:t>
-      </w:r>
-      <w:r>
-        <w:rPr>
-          <w:rFonts w:ascii="Times" w:cs="Times" w:eastAsia="Times" w:hAnsi="Times"/>
-          <w:color w:val="188038"/>
-          <w:rtl w:val="0"/>
-        </w:rPr>
-        <w:t xml:space="preserve">kebab-case</w:t>
-      </w:r>
-      <w:r>
-        <w:rPr>
-          <w:rFonts w:ascii="Times" w:cs="Times" w:eastAsia="Times" w:hAnsi="Times"/>
-          <w:rtl w:val="0"/>
-        </w:rPr>
-        <w:t xml:space="preserve">.</w:t>
-      </w:r>
-    </w:p>
-    <w:p>
-      <w:pPr>
-        <w:numPr>
-          <w:ilvl w:val="0"/>
-          <w:numId w:val="1"/>
-        </w:numPr>
-        <w:ind w:left="720" w:hanging="360"/>
-        <w:rPr>
-          <w:rFonts w:ascii="Times" w:cs="Times" w:eastAsia="Times" w:hAnsi="Times"/>
-        </w:rPr>
-      </w:pPr>
-      <w:r>
-        <w:rPr>
-          <w:rFonts w:ascii="Times" w:cs="Times" w:eastAsia="Times" w:hAnsi="Times"/>
-          <w:rtl w:val="0"/>
-        </w:rPr>
-        <w:t xml:space="preserve">Quy định nộp bài: Tải toàn bộ mã nguồn và bài phân tích lên GitHub với tên repository bắt buộc là [Tên Lớp]_[Môn Học]_Session03_BTTH4, sau đó nộp link lên hệ thống Portal.</w:t>
-      </w:r>
-    </w:p>
-    <w:p>
-      <w:pPr>
-        <w:rPr/>
-      </w:pPr>
-      <w:r>
-        <w:rPr>
-          <w:rtl w:val="0"/>
-        </w:rPr>
+        <w:t xml:space="preserve">Dùng Linux/Mac (Bash): 1. </w:t>
+      </w:r>
+      <w:r>
+        <w:rPr>
+          <w:rFonts w:ascii="Times" w:cs="Times" w:eastAsia="Times" w:hAnsi="Times"/>
+          <w:rtl w:val="0"/>
+        </w:rPr>
+        <w:t xml:space="preserve">mkdir</w:t>
+      </w:r>
+      <w:r>
+        <w:rPr>
+          <w:rFonts w:ascii="Times" w:cs="Times" w:eastAsia="Times" w:hAnsi="Times"/>
+          <w:rtl w:val="0"/>
+        </w:rPr>
+        <w:t xml:space="preserve"> | 2. </w:t>
+      </w:r>
+      <w:r>
+        <w:rPr>
+          <w:rFonts w:ascii="Times" w:cs="Times" w:eastAsia="Times" w:hAnsi="Times"/>
+          <w:rtl w:val="0"/>
+        </w:rPr>
+        <w:t xml:space="preserve">cd</w:t>
+      </w:r>
+      <w:r>
+        <w:rPr>
+          <w:rFonts w:ascii="Times" w:cs="Times" w:eastAsia="Times" w:hAnsi="Times"/>
+          <w:rtl w:val="0"/>
+        </w:rPr>
+        <w:t xml:space="preserve"> | 3. </w:t>
+      </w:r>
+      <w:r>
+        <w:rPr>
+          <w:rFonts w:ascii="Times" w:cs="Times" w:eastAsia="Times" w:hAnsi="Times"/>
+          <w:rtl w:val="0"/>
+        </w:rPr>
+        <w:t xml:space="preserve">touch</w:t>
+      </w:r>
+      <w:r>
+        <w:rPr>
+          <w:rFonts w:ascii="Times" w:cs="Times" w:eastAsia="Times" w:hAnsi="Times"/>
+          <w:rtl w:val="0"/>
+        </w:rPr>
+        <w:t xml:space="preserve"> Dùng Windows (PowerShell): 1. </w:t>
+      </w:r>
+      <w:r>
+        <w:rPr>
+          <w:rFonts w:ascii="Times" w:cs="Times" w:eastAsia="Times" w:hAnsi="Times"/>
+          <w:rtl w:val="0"/>
+        </w:rPr>
+        <w:t xml:space="preserve">mkdir</w:t>
+      </w:r>
+      <w:r>
+        <w:rPr>
+          <w:rFonts w:ascii="Times" w:cs="Times" w:eastAsia="Times" w:hAnsi="Times"/>
+          <w:rtl w:val="0"/>
+        </w:rPr>
+        <w:t xml:space="preserve"> | 2. </w:t>
+      </w:r>
+      <w:r>
+        <w:rPr>
+          <w:rFonts w:ascii="Times" w:cs="Times" w:eastAsia="Times" w:hAnsi="Times"/>
+          <w:rtl w:val="0"/>
+        </w:rPr>
+        <w:t xml:space="preserve">cd</w:t>
+      </w:r>
+      <w:r>
+        <w:rPr>
+          <w:rFonts w:ascii="Times" w:cs="Times" w:eastAsia="Times" w:hAnsi="Times"/>
+          <w:rtl w:val="0"/>
+        </w:rPr>
+        <w:t xml:space="preserve"> | 3. </w:t>
+      </w:r>
+      <w:r>
+        <w:rPr>
+          <w:rFonts w:ascii="Times" w:cs="Times" w:eastAsia="Times" w:hAnsi="Times"/>
+          <w:rtl w:val="0"/>
+        </w:rPr>
+        <w:t xml:space="preserve">New-Item</w:t>
+      </w:r>
+      <w:r>
+        <w:rPr>
+          <w:rFonts w:ascii="Times" w:cs="Times" w:eastAsia="Times" w:hAnsi="Times"/>
+          <w:rtl w:val="0"/>
+        </w:rPr>
+        <w:t xml:space="preserve"> </w:t>
       </w:r>
     </w:p>
     <w:sectPr>
@@ -128,121 +148,7 @@
 </file>
 
 <file path=word/numbering.xml><?xml version="1.0" encoding="utf-8"?>
-<w:numbering xmlns:mc="http://schemas.openxmlformats.org/markup-compatibility/2006" xmlns:o="urn:schemas-microsoft-com:office:office" xmlns:r="http://schemas.openxmlformats.org/officeDocument/2006/relationships" xmlns:m="http://schemas.openxmlformats.org/officeDocument/2006/math" xmlns:v="urn:schemas-microsoft-com:vml" xmlns:wp="http://schemas.openxmlformats.org/drawingml/2006/wordprocessingDrawing" xmlns:w10="urn:schemas-microsoft-com:office:word" xmlns:w="http://schemas.openxmlformats.org/wordprocessingml/2006/main" xmlns:wne="http://schemas.microsoft.com/office/word/2006/wordml" xmlns:sl="http://schemas.openxmlformats.org/schemaLibrary/2006/main" xmlns:a="http://schemas.openxmlformats.org/drawingml/2006/main" xmlns:pic="http://schemas.openxmlformats.org/drawingml/2006/picture" xmlns:c="http://schemas.openxmlformats.org/drawingml/2006/chart" xmlns:lc="http://schemas.openxmlformats.org/drawingml/2006/lockedCanvas" xmlns:dgm="http://schemas.openxmlformats.org/drawingml/2006/diagram" xmlns:wps="http://schemas.microsoft.com/office/word/2010/wordprocessingShape" xmlns:wpg="http://schemas.microsoft.com/office/word/2010/wordprocessingGroup" xmlns:w14="http://schemas.microsoft.com/office/word/2010/wordml" xmlns:w15="http://schemas.microsoft.com/office/word/2012/wordml" xmlns:w16="http://schemas.microsoft.com/office/word/2018/wordml" xmlns:w16cex="http://schemas.microsoft.com/office/word/2018/wordml/cex" xmlns:w16cid="http://schemas.microsoft.com/office/word/2016/wordml/cid" xmlns="http://schemas.microsoft.com/office/tasks/2019/documenttasks" xmlns:cr="http://schemas.microsoft.com/office/comments/2020/reactions">
-  <w:abstractNum w:abstractNumId="1">
-    <w:lvl w:ilvl="0">
-      <w:start w:val="1"/>
-      <w:numFmt w:val="decimal"/>
-      <w:lvlText w:val="%1."/>
-      <w:lvlJc w:val="left"/>
-      <w:pPr>
-        <w:ind w:left="720" w:hanging="360"/>
-      </w:pPr>
-      <w:rPr>
-        <w:u w:val="none"/>
-      </w:rPr>
-    </w:lvl>
-    <w:lvl w:ilvl="1">
-      <w:start w:val="1"/>
-      <w:numFmt w:val="lowerLetter"/>
-      <w:lvlText w:val="%2."/>
-      <w:lvlJc w:val="left"/>
-      <w:pPr>
-        <w:ind w:left="1440" w:hanging="360"/>
-      </w:pPr>
-      <w:rPr>
-        <w:u w:val="none"/>
-      </w:rPr>
-    </w:lvl>
-    <w:lvl w:ilvl="2">
-      <w:start w:val="1"/>
-      <w:numFmt w:val="lowerRoman"/>
-      <w:lvlText w:val="%3."/>
-      <w:lvlJc w:val="right"/>
-      <w:pPr>
-        <w:ind w:left="2160" w:hanging="360"/>
-      </w:pPr>
-      <w:rPr>
-        <w:u w:val="none"/>
-      </w:rPr>
-    </w:lvl>
-    <w:lvl w:ilvl="3">
-      <w:start w:val="1"/>
-      <w:numFmt w:val="decimal"/>
-      <w:lvlText w:val="%4."/>
-      <w:lvlJc w:val="left"/>
-      <w:pPr>
-        <w:ind w:left="2880" w:hanging="360"/>
-      </w:pPr>
-      <w:rPr>
-        <w:u w:val="none"/>
-      </w:rPr>
-    </w:lvl>
-    <w:lvl w:ilvl="4">
-      <w:start w:val="1"/>
-      <w:numFmt w:val="lowerLetter"/>
-      <w:lvlText w:val="%5."/>
-      <w:lvlJc w:val="left"/>
-      <w:pPr>
-        <w:ind w:left="3600" w:hanging="360"/>
-      </w:pPr>
-      <w:rPr>
-        <w:u w:val="none"/>
-      </w:rPr>
-    </w:lvl>
-    <w:lvl w:ilvl="5">
-      <w:start w:val="1"/>
-      <w:numFmt w:val="lowerRoman"/>
-      <w:lvlText w:val="%6."/>
-      <w:lvlJc w:val="right"/>
-      <w:pPr>
-        <w:ind w:left="4320" w:hanging="360"/>
-      </w:pPr>
-      <w:rPr>
-        <w:u w:val="none"/>
-      </w:rPr>
-    </w:lvl>
-    <w:lvl w:ilvl="6">
-      <w:start w:val="1"/>
-      <w:numFmt w:val="decimal"/>
-      <w:lvlText w:val="%7."/>
-      <w:lvlJc w:val="left"/>
-      <w:pPr>
-        <w:ind w:left="5040" w:hanging="360"/>
-      </w:pPr>
-      <w:rPr>
-        <w:u w:val="none"/>
-      </w:rPr>
-    </w:lvl>
-    <w:lvl w:ilvl="7">
-      <w:start w:val="1"/>
-      <w:numFmt w:val="lowerLetter"/>
-      <w:lvlText w:val="%8."/>
-      <w:lvlJc w:val="left"/>
-      <w:pPr>
-        <w:ind w:left="5760" w:hanging="360"/>
-      </w:pPr>
-      <w:rPr>
-        <w:u w:val="none"/>
-      </w:rPr>
-    </w:lvl>
-    <w:lvl w:ilvl="8">
-      <w:start w:val="1"/>
-      <w:numFmt w:val="lowerRoman"/>
-      <w:lvlText w:val="%9."/>
-      <w:lvlJc w:val="right"/>
-      <w:pPr>
-        <w:ind w:left="6480" w:hanging="360"/>
-      </w:pPr>
-      <w:rPr>
-        <w:u w:val="none"/>
-      </w:rPr>
-    </w:lvl>
-  </w:abstractNum>
-  <w:num w:numId="1">
-    <w:abstractNumId w:val="1"/>
-  </w:num>
-</w:numbering>
+<w:numbering xmlns:mc="http://schemas.openxmlformats.org/markup-compatibility/2006" xmlns:o="urn:schemas-microsoft-com:office:office" xmlns:r="http://schemas.openxmlformats.org/officeDocument/2006/relationships" xmlns:m="http://schemas.openxmlformats.org/officeDocument/2006/math" xmlns:v="urn:schemas-microsoft-com:vml" xmlns:wp="http://schemas.openxmlformats.org/drawingml/2006/wordprocessingDrawing" xmlns:w10="urn:schemas-microsoft-com:office:word" xmlns:w="http://schemas.openxmlformats.org/wordprocessingml/2006/main" xmlns:wne="http://schemas.microsoft.com/office/word/2006/wordml" xmlns:sl="http://schemas.openxmlformats.org/schemaLibrary/2006/main" xmlns:a="http://schemas.openxmlformats.org/drawingml/2006/main" xmlns:pic="http://schemas.openxmlformats.org/drawingml/2006/picture" xmlns:c="http://schemas.openxmlformats.org/drawingml/2006/chart" xmlns:lc="http://schemas.openxmlformats.org/drawingml/2006/lockedCanvas" xmlns:dgm="http://schemas.openxmlformats.org/drawingml/2006/diagram" xmlns:wps="http://schemas.microsoft.com/office/word/2010/wordprocessingShape" xmlns:wpg="http://schemas.microsoft.com/office/word/2010/wordprocessingGroup" xmlns:w14="http://schemas.microsoft.com/office/word/2010/wordml" xmlns:w15="http://schemas.microsoft.com/office/word/2012/wordml" xmlns:w16="http://schemas.microsoft.com/office/word/2018/wordml" xmlns:w16cex="http://schemas.microsoft.com/office/word/2018/wordml/cex" xmlns:w16cid="http://schemas.microsoft.com/office/word/2016/wordml/cid" xmlns="http://schemas.microsoft.com/office/tasks/2019/documenttasks" xmlns:cr="http://schemas.microsoft.com/office/comments/2020/reactions"/>
 </file>
 
 <file path=word/styles.xml><?xml version="1.0" encoding="utf-8"?>

--- a/Tài liệu không có tiêu đề.docx
+++ b/Tài liệu không có tiêu đề.docx
@@ -4,138 +4,296 @@
   <w:body>
     <w:p>
       <w:pPr>
-        <w:rPr>
-          <w:rFonts w:ascii="Times" w:cs="Times" w:eastAsia="Times" w:hAnsi="Times"/>
-        </w:rPr>
-      </w:pPr>
+        <w:pStyle w:val="Heading3"/>
+        <w:keepNext w:val="0"/>
+        <w:keepLines w:val="0"/>
+        <w:spacing w:before="280" w:lineRule="auto"/>
+        <w:rPr>
+          <w:rFonts w:ascii="Times" w:cs="Times" w:eastAsia="Times" w:hAnsi="Times"/>
+          <w:sz w:val="24"/>
+          <w:szCs w:val="24"/>
+        </w:rPr>
+      </w:pPr>
+      <w:bookmarkStart w:colFirst="0" w:colLast="0" w:name="_xhjkli3t5zcm" w:id="0"/>
+      <w:bookmarkEnd w:id="0"/>
       <w:r>
         <w:rPr>
           <w:rFonts w:ascii="Times" w:cs="Times" w:eastAsia="Times" w:hAnsi="Times"/>
           <w:b w:val="1"/>
           <w:bCs w:val="1"/>
-          <w:color w:val="020617"/>
-          <w:sz w:val="27"/>
-          <w:szCs w:val="27"/>
-          <w:rtl w:val="0"/>
-        </w:rPr>
-        <w:t xml:space="preserve">Bài 8: Khởi tạo cấu trúc module Đồ uống bằng Terminal tại OrderTech</w:t>
-      </w:r>
-      <w:r>
-        <w:rPr>
-          <w:rFonts w:ascii="Times" w:cs="Times" w:eastAsia="Times" w:hAnsi="Times"/>
-          <w:rtl w:val="0"/>
-        </w:rPr>
-        <w:t xml:space="preserve"> </w:t>
+          <w:color w:val="000000"/>
+          <w:sz w:val="26"/>
+          <w:szCs w:val="26"/>
+          <w:rtl w:val="0"/>
+        </w:rPr>
+        <w:t xml:space="preserve">Phần 1: Thiết kế kiến trúc</w:t>
+        <w:br w:type="textWrapping"/>
+      </w:r>
+      <w:r>
+        <w:rPr>
+          <w:rFonts w:ascii="Times" w:cs="Times" w:eastAsia="Times" w:hAnsi="Times"/>
+          <w:color w:val="000000"/>
+          <w:sz w:val="22"/>
+          <w:szCs w:val="22"/>
+          <w:rtl w:val="0"/>
+        </w:rPr>
+        <w:t xml:space="preserve">Header block: #Ten Tac Gia</w:t>
+        <w:br w:type="textWrapping"/>
+        <w:t xml:space="preserve">                       #Ngay_tao</w:t>
+        <w:br w:type="textWrapping"/>
+        <w:t xml:space="preserve">Biến cấu hình:( INPUT LOG = “.\ACCESS.LOG”)</w:t>
+        <w:br w:type="textWrapping"/>
+        <w:t xml:space="preserve">                        ( OUTPUT REPORT = “.\AUTO_REPORT.TXT”)</w:t>
+        <w:br w:type="textWrapping"/>
+        <w:t xml:space="preserve">                        (KEYWORD = “WARN”)</w:t>
+        <w:br w:type="textWrapping"/>
+        <w:t xml:space="preserve">Thông báo tiến trình: </w:t>
+      </w:r>
+      <w:r>
+        <w:rPr>
+          <w:rFonts w:ascii="Times" w:cs="Times" w:eastAsia="Times" w:hAnsi="Times"/>
+          <w:color w:val="000000"/>
+          <w:sz w:val="24"/>
+          <w:szCs w:val="24"/>
+          <w:rtl w:val="0"/>
+        </w:rPr>
+        <w:t xml:space="preserve">Write-Host “Thong bao”</w:t>
+        <w:br w:type="textWrapping"/>
+      </w:r>
+      <w:r>
+        <w:rPr>
+          <w:rFonts w:ascii="Times" w:cs="Times" w:eastAsia="Times" w:hAnsi="Times"/>
+          <w:color w:val="000000"/>
+          <w:sz w:val="22"/>
+          <w:szCs w:val="22"/>
+          <w:rtl w:val="0"/>
+        </w:rPr>
+        <w:t xml:space="preserve">Logic xử lý:(=== BAO CAO LOI===)</w:t>
+        <w:br w:type="textWrapping"/>
+        <w:t xml:space="preserve">                    ( GET-CONTENT)</w:t>
+        <w:br w:type="textWrapping"/>
+        <w:t xml:space="preserve">                    ( SELECT-STRING)</w:t>
+        <w:br w:type="textWrapping"/>
+        <w:t xml:space="preserve">                    (&gt;&gt;)</w:t>
+        <w:br w:type="textWrapping"/>
+        <w:t xml:space="preserve">                    (.TMP)</w:t>
+        <w:br w:type="textWrapping"/>
+        <w:t xml:space="preserve">“HOAN THANH”</w:t>
+        <w:br w:type="textWrapping"/>
+      </w:r>
+      <w:r>
+        <w:rPr>
+          <w:rFonts w:ascii="Times" w:cs="Times" w:eastAsia="Times" w:hAnsi="Times"/>
+          <w:b w:val="1"/>
+          <w:bCs w:val="1"/>
+          <w:color w:val="000000"/>
+          <w:sz w:val="26"/>
+          <w:szCs w:val="26"/>
+          <w:rtl w:val="0"/>
+        </w:rPr>
+        <w:br w:type="textWrapping"/>
+        <w:t xml:space="preserve">Phần 2: Sản phẩm</w:t>
+      </w:r>
+      <w:r>
+        <w:rPr>
+          <w:rFonts w:ascii="Times" w:cs="Times" w:eastAsia="Times" w:hAnsi="Times"/>
+          <w:sz w:val="24"/>
+          <w:szCs w:val="24"/>
+          <w:rtl w:val="0"/>
+        </w:rPr>
+        <w:br w:type="textWrapping"/>
+      </w:r>
+      <w:r>
+        <w:rPr>
+          <w:rFonts w:ascii="Times" w:cs="Times" w:eastAsia="Times" w:hAnsi="Times"/>
+          <w:sz w:val="24"/>
+          <w:szCs w:val="24"/>
+          <w:rtl w:val="0"/>
+        </w:rPr>
+        <w:t xml:space="preserve">#Tac_gia: name</w:t>
+        <w:br w:type="textWrapping"/>
+        <w:t xml:space="preserve">#Ngay_tao: xx/xx/2026</w:t>
+        <w:br w:type="textWrapping"/>
+        <w:t xml:space="preserve">Write-Host "Dang_loc_log" </w:t>
+        <w:br w:type="textWrapping"/>
+        <w:t xml:space="preserve">"=== BAO CAO LOI ===" &gt; HOAN_THIEN</w:t>
+        <w:br w:type="textWrapping"/>
+        <w:t xml:space="preserve">Get-Content .\access.log | Select-String "WARN" &gt;&gt; .\auto_report.txt</w:t>
+        <w:br w:type="textWrapping"/>
+        <w:t xml:space="preserve">Write-Host "Hoan thanh!"</w:t>
       </w:r>
     </w:p>
     <w:p>
       <w:pPr>
-        <w:rPr>
-          <w:rFonts w:ascii="Times" w:cs="Times" w:eastAsia="Times" w:hAnsi="Times"/>
-        </w:rPr>
-      </w:pPr>
-      <w:r>
-        <w:rPr>
-          <w:rtl w:val="0"/>
-        </w:rPr>
+        <w:pStyle w:val="Heading3"/>
+        <w:keepNext w:val="0"/>
+        <w:keepLines w:val="0"/>
+        <w:spacing w:before="280" w:lineRule="auto"/>
+        <w:rPr>
+          <w:rFonts w:ascii="Times" w:cs="Times" w:eastAsia="Times" w:hAnsi="Times"/>
+          <w:b w:val="1"/>
+          <w:bCs w:val="1"/>
+          <w:color w:val="000000"/>
+        </w:rPr>
+      </w:pPr>
+      <w:bookmarkStart w:colFirst="0" w:colLast="0" w:name="_32exrs9vrc6b" w:id="1"/>
+      <w:bookmarkEnd w:id="1"/>
+      <w:r>
+        <w:rPr>
+          <w:rFonts w:ascii="Times" w:cs="Times" w:eastAsia="Times" w:hAnsi="Times"/>
+          <w:sz w:val="24"/>
+          <w:szCs w:val="24"/>
+          <w:rtl w:val="0"/>
+        </w:rPr>
+        <w:br w:type="textWrapping"/>
+      </w:r>
+      <w:r>
+        <w:rPr>
+          <w:rFonts w:ascii="Times" w:cs="Times" w:eastAsia="Times" w:hAnsi="Times"/>
+          <w:b w:val="1"/>
+          <w:bCs w:val="1"/>
+          <w:color w:val="000000"/>
+          <w:rtl w:val="0"/>
+        </w:rPr>
+        <w:t xml:space="preserve">PHẦN 3: KIỂM THỬ (VERIFY)</w:t>
       </w:r>
     </w:p>
     <w:p>
       <w:pPr>
-        <w:rPr>
-          <w:rFonts w:ascii="Times" w:cs="Times" w:eastAsia="Times" w:hAnsi="Times"/>
-        </w:rPr>
-      </w:pPr>
-      <w:r>
-        <w:rPr>
-          <w:rFonts w:ascii="Times" w:cs="Times" w:eastAsia="Times" w:hAnsi="Times"/>
-          <w:rtl w:val="0"/>
-        </w:rPr>
-        <w:t xml:space="preserve">Dùng Linux/Mac (Bash): 1. </w:t>
-      </w:r>
-      <w:r>
-        <w:rPr>
-          <w:rFonts w:ascii="Times" w:cs="Times" w:eastAsia="Times" w:hAnsi="Times"/>
-          <w:rtl w:val="0"/>
-        </w:rPr>
-        <w:t xml:space="preserve">mkdir</w:t>
-      </w:r>
-      <w:r>
-        <w:rPr>
-          <w:rFonts w:ascii="Times" w:cs="Times" w:eastAsia="Times" w:hAnsi="Times"/>
-          <w:rtl w:val="0"/>
-        </w:rPr>
-        <w:t xml:space="preserve"> | 2. </w:t>
-      </w:r>
-      <w:r>
-        <w:rPr>
-          <w:rFonts w:ascii="Times" w:cs="Times" w:eastAsia="Times" w:hAnsi="Times"/>
-          <w:rtl w:val="0"/>
-        </w:rPr>
-        <w:t xml:space="preserve">cd</w:t>
-      </w:r>
-      <w:r>
-        <w:rPr>
-          <w:rFonts w:ascii="Times" w:cs="Times" w:eastAsia="Times" w:hAnsi="Times"/>
-          <w:rtl w:val="0"/>
-        </w:rPr>
-        <w:t xml:space="preserve"> | 3. </w:t>
-      </w:r>
-      <w:r>
-        <w:rPr>
-          <w:rFonts w:ascii="Times" w:cs="Times" w:eastAsia="Times" w:hAnsi="Times"/>
-          <w:rtl w:val="0"/>
-        </w:rPr>
-        <w:t xml:space="preserve">touch</w:t>
-      </w:r>
-      <w:r>
-        <w:rPr>
-          <w:rFonts w:ascii="Times" w:cs="Times" w:eastAsia="Times" w:hAnsi="Times"/>
-          <w:rtl w:val="0"/>
-        </w:rPr>
-        <w:t xml:space="preserve"> Dùng Windows (PowerShell): 1. </w:t>
-      </w:r>
-      <w:r>
-        <w:rPr>
-          <w:rFonts w:ascii="Times" w:cs="Times" w:eastAsia="Times" w:hAnsi="Times"/>
-          <w:rtl w:val="0"/>
-        </w:rPr>
-        <w:t xml:space="preserve">mkdir</w:t>
-      </w:r>
-      <w:r>
-        <w:rPr>
-          <w:rFonts w:ascii="Times" w:cs="Times" w:eastAsia="Times" w:hAnsi="Times"/>
-          <w:rtl w:val="0"/>
-        </w:rPr>
-        <w:t xml:space="preserve"> | 2. </w:t>
-      </w:r>
-      <w:r>
-        <w:rPr>
-          <w:rFonts w:ascii="Times" w:cs="Times" w:eastAsia="Times" w:hAnsi="Times"/>
-          <w:rtl w:val="0"/>
-        </w:rPr>
-        <w:t xml:space="preserve">cd</w:t>
-      </w:r>
-      <w:r>
-        <w:rPr>
-          <w:rFonts w:ascii="Times" w:cs="Times" w:eastAsia="Times" w:hAnsi="Times"/>
-          <w:rtl w:val="0"/>
-        </w:rPr>
-        <w:t xml:space="preserve"> | 3. </w:t>
-      </w:r>
-      <w:r>
-        <w:rPr>
-          <w:rFonts w:ascii="Times" w:cs="Times" w:eastAsia="Times" w:hAnsi="Times"/>
-          <w:rtl w:val="0"/>
-        </w:rPr>
-        <w:t xml:space="preserve">New-Item</w:t>
-      </w:r>
-      <w:r>
-        <w:rPr>
-          <w:rFonts w:ascii="Times" w:cs="Times" w:eastAsia="Times" w:hAnsi="Times"/>
-          <w:rtl w:val="0"/>
-        </w:rPr>
-        <w:t xml:space="preserve"> </w:t>
+        <w:numPr>
+          <w:ilvl w:val="0"/>
+          <w:numId w:val="3"/>
+        </w:numPr>
+        <w:ind w:left="720" w:hanging="360"/>
+        <w:rPr>
+          <w:rFonts w:ascii="Times" w:cs="Times" w:eastAsia="Times" w:hAnsi="Times"/>
+        </w:rPr>
+      </w:pPr>
+      <w:r>
+        <w:rPr>
+          <w:rFonts w:ascii="Times" w:cs="Times" w:eastAsia="Times" w:hAnsi="Times"/>
+          <w:rtl w:val="0"/>
+        </w:rPr>
+        <w:t xml:space="preserve">XÁC NHẬN TỆP BÁO CÁO ĐÃ ĐƯỢC TẠO:</w:t>
+      </w:r>
+    </w:p>
+    <w:p>
+      <w:pPr>
+        <w:numPr>
+          <w:ilvl w:val="0"/>
+          <w:numId w:val="2"/>
+        </w:numPr>
+        <w:ind w:left="720" w:hanging="360"/>
+        <w:rPr>
+          <w:rFonts w:ascii="Times" w:cs="Times" w:eastAsia="Times" w:hAnsi="Times"/>
+        </w:rPr>
+      </w:pPr>
+      <w:r>
+        <w:rPr>
+          <w:rFonts w:ascii="Times" w:cs="Times" w:eastAsia="Times" w:hAnsi="Times"/>
+          <w:rtl w:val="0"/>
+        </w:rPr>
+        <w:t xml:space="preserve">TEST-PATH ISSUES.TXT</w:t>
+      </w:r>
+    </w:p>
+    <w:p>
+      <w:pPr>
+        <w:numPr>
+          <w:ilvl w:val="0"/>
+          <w:numId w:val="3"/>
+        </w:numPr>
+        <w:ind w:left="720" w:hanging="360"/>
+        <w:rPr>
+          <w:rFonts w:ascii="Times" w:cs="Times" w:eastAsia="Times" w:hAnsi="Times"/>
+        </w:rPr>
+      </w:pPr>
+      <w:r>
+        <w:rPr>
+          <w:rFonts w:ascii="Times" w:cs="Times" w:eastAsia="Times" w:hAnsi="Times"/>
+          <w:rtl w:val="0"/>
+        </w:rPr>
+        <w:t xml:space="preserve">KIỂM TRA NỘI DUNG BÁO CÁO:</w:t>
+      </w:r>
+    </w:p>
+    <w:p>
+      <w:pPr>
+        <w:numPr>
+          <w:ilvl w:val="0"/>
+          <w:numId w:val="1"/>
+        </w:numPr>
+        <w:ind w:left="720" w:hanging="360"/>
+        <w:rPr>
+          <w:rFonts w:ascii="Times" w:cs="Times" w:eastAsia="Times" w:hAnsi="Times"/>
+        </w:rPr>
+      </w:pPr>
+      <w:r>
+        <w:rPr>
+          <w:rFonts w:ascii="Times" w:cs="Times" w:eastAsia="Times" w:hAnsi="Times"/>
+          <w:rtl w:val="0"/>
+        </w:rPr>
+        <w:t xml:space="preserve">GET-CONTENT ISSUES.TXT</w:t>
+      </w:r>
+    </w:p>
+    <w:p>
+      <w:pPr>
+        <w:numPr>
+          <w:ilvl w:val="0"/>
+          <w:numId w:val="3"/>
+        </w:numPr>
+        <w:ind w:left="720" w:hanging="360"/>
+        <w:rPr>
+          <w:rFonts w:ascii="Times" w:cs="Times" w:eastAsia="Times" w:hAnsi="Times"/>
+        </w:rPr>
+      </w:pPr>
+      <w:r>
+        <w:rPr>
+          <w:rFonts w:ascii="Times" w:cs="Times" w:eastAsia="Times" w:hAnsi="Times"/>
+          <w:rtl w:val="0"/>
+        </w:rPr>
+        <w:t xml:space="preserve">KIỂM TRA VIỆC DỌN DẸP TỆP TẠM:</w:t>
+      </w:r>
+    </w:p>
+    <w:p>
+      <w:pPr>
+        <w:numPr>
+          <w:ilvl w:val="0"/>
+          <w:numId w:val="4"/>
+        </w:numPr>
+        <w:ind w:left="720" w:hanging="360"/>
+        <w:rPr>
+          <w:rFonts w:ascii="Times" w:cs="Times" w:eastAsia="Times" w:hAnsi="Times"/>
+        </w:rPr>
+      </w:pPr>
+      <w:r>
+        <w:rPr>
+          <w:rFonts w:ascii="Times" w:cs="Times" w:eastAsia="Times" w:hAnsi="Times"/>
+          <w:rtl w:val="0"/>
+        </w:rPr>
+        <w:t xml:space="preserve">GET-CHILDITEM *.TMP</w:t>
+      </w:r>
+    </w:p>
+    <w:p>
+      <w:pPr>
+        <w:rPr>
+          <w:rFonts w:ascii="Times" w:cs="Times" w:eastAsia="Times" w:hAnsi="Times"/>
+        </w:rPr>
+      </w:pPr>
+      <w:r>
+        <w:rPr>
+          <w:rtl w:val="0"/>
+        </w:rPr>
+      </w:r>
+    </w:p>
+    <w:p>
+      <w:pPr>
+        <w:rPr>
+          <w:rFonts w:ascii="Times" w:cs="Times" w:eastAsia="Times" w:hAnsi="Times"/>
+        </w:rPr>
+      </w:pPr>
+      <w:r>
+        <w:rPr>
+          <w:rtl w:val="0"/>
+        </w:rPr>
       </w:r>
     </w:p>
     <w:sectPr>
@@ -148,7 +306,460 @@
 </file>
 
 <file path=word/numbering.xml><?xml version="1.0" encoding="utf-8"?>
-<w:numbering xmlns:mc="http://schemas.openxmlformats.org/markup-compatibility/2006" xmlns:o="urn:schemas-microsoft-com:office:office" xmlns:r="http://schemas.openxmlformats.org/officeDocument/2006/relationships" xmlns:m="http://schemas.openxmlformats.org/officeDocument/2006/math" xmlns:v="urn:schemas-microsoft-com:vml" xmlns:wp="http://schemas.openxmlformats.org/drawingml/2006/wordprocessingDrawing" xmlns:w10="urn:schemas-microsoft-com:office:word" xmlns:w="http://schemas.openxmlformats.org/wordprocessingml/2006/main" xmlns:wne="http://schemas.microsoft.com/office/word/2006/wordml" xmlns:sl="http://schemas.openxmlformats.org/schemaLibrary/2006/main" xmlns:a="http://schemas.openxmlformats.org/drawingml/2006/main" xmlns:pic="http://schemas.openxmlformats.org/drawingml/2006/picture" xmlns:c="http://schemas.openxmlformats.org/drawingml/2006/chart" xmlns:lc="http://schemas.openxmlformats.org/drawingml/2006/lockedCanvas" xmlns:dgm="http://schemas.openxmlformats.org/drawingml/2006/diagram" xmlns:wps="http://schemas.microsoft.com/office/word/2010/wordprocessingShape" xmlns:wpg="http://schemas.microsoft.com/office/word/2010/wordprocessingGroup" xmlns:w14="http://schemas.microsoft.com/office/word/2010/wordml" xmlns:w15="http://schemas.microsoft.com/office/word/2012/wordml" xmlns:w16="http://schemas.microsoft.com/office/word/2018/wordml" xmlns:w16cex="http://schemas.microsoft.com/office/word/2018/wordml/cex" xmlns:w16cid="http://schemas.microsoft.com/office/word/2016/wordml/cid" xmlns="http://schemas.microsoft.com/office/tasks/2019/documenttasks" xmlns:cr="http://schemas.microsoft.com/office/comments/2020/reactions"/>
+<w:numbering xmlns:mc="http://schemas.openxmlformats.org/markup-compatibility/2006" xmlns:o="urn:schemas-microsoft-com:office:office" xmlns:r="http://schemas.openxmlformats.org/officeDocument/2006/relationships" xmlns:m="http://schemas.openxmlformats.org/officeDocument/2006/math" xmlns:v="urn:schemas-microsoft-com:vml" xmlns:wp="http://schemas.openxmlformats.org/drawingml/2006/wordprocessingDrawing" xmlns:w10="urn:schemas-microsoft-com:office:word" xmlns:w="http://schemas.openxmlformats.org/wordprocessingml/2006/main" xmlns:wne="http://schemas.microsoft.com/office/word/2006/wordml" xmlns:sl="http://schemas.openxmlformats.org/schemaLibrary/2006/main" xmlns:a="http://schemas.openxmlformats.org/drawingml/2006/main" xmlns:pic="http://schemas.openxmlformats.org/drawingml/2006/picture" xmlns:c="http://schemas.openxmlformats.org/drawingml/2006/chart" xmlns:lc="http://schemas.openxmlformats.org/drawingml/2006/lockedCanvas" xmlns:dgm="http://schemas.openxmlformats.org/drawingml/2006/diagram" xmlns:wps="http://schemas.microsoft.com/office/word/2010/wordprocessingShape" xmlns:wpg="http://schemas.microsoft.com/office/word/2010/wordprocessingGroup" xmlns:w14="http://schemas.microsoft.com/office/word/2010/wordml" xmlns:w15="http://schemas.microsoft.com/office/word/2012/wordml" xmlns:w16="http://schemas.microsoft.com/office/word/2018/wordml" xmlns:w16cex="http://schemas.microsoft.com/office/word/2018/wordml/cex" xmlns:w16cid="http://schemas.microsoft.com/office/word/2016/wordml/cid" xmlns="http://schemas.microsoft.com/office/tasks/2019/documenttasks" xmlns:cr="http://schemas.microsoft.com/office/comments/2020/reactions">
+  <w:abstractNum w:abstractNumId="1">
+    <w:lvl w:ilvl="0">
+      <w:start w:val="1"/>
+      <w:numFmt w:val="bullet"/>
+      <w:lvlText w:val="-"/>
+      <w:lvlJc w:val="left"/>
+      <w:pPr>
+        <w:ind w:left="720" w:hanging="360"/>
+      </w:pPr>
+      <w:rPr>
+        <w:u w:val="none"/>
+      </w:rPr>
+    </w:lvl>
+    <w:lvl w:ilvl="1">
+      <w:start w:val="1"/>
+      <w:numFmt w:val="bullet"/>
+      <w:lvlText w:val="-"/>
+      <w:lvlJc w:val="left"/>
+      <w:pPr>
+        <w:ind w:left="1440" w:hanging="360"/>
+      </w:pPr>
+      <w:rPr>
+        <w:u w:val="none"/>
+      </w:rPr>
+    </w:lvl>
+    <w:lvl w:ilvl="2">
+      <w:start w:val="1"/>
+      <w:numFmt w:val="bullet"/>
+      <w:lvlText w:val="-"/>
+      <w:lvlJc w:val="left"/>
+      <w:pPr>
+        <w:ind w:left="2160" w:hanging="360"/>
+      </w:pPr>
+      <w:rPr>
+        <w:u w:val="none"/>
+      </w:rPr>
+    </w:lvl>
+    <w:lvl w:ilvl="3">
+      <w:start w:val="1"/>
+      <w:numFmt w:val="bullet"/>
+      <w:lvlText w:val="-"/>
+      <w:lvlJc w:val="left"/>
+      <w:pPr>
+        <w:ind w:left="2880" w:hanging="360"/>
+      </w:pPr>
+      <w:rPr>
+        <w:u w:val="none"/>
+      </w:rPr>
+    </w:lvl>
+    <w:lvl w:ilvl="4">
+      <w:start w:val="1"/>
+      <w:numFmt w:val="bullet"/>
+      <w:lvlText w:val="-"/>
+      <w:lvlJc w:val="left"/>
+      <w:pPr>
+        <w:ind w:left="3600" w:hanging="360"/>
+      </w:pPr>
+      <w:rPr>
+        <w:u w:val="none"/>
+      </w:rPr>
+    </w:lvl>
+    <w:lvl w:ilvl="5">
+      <w:start w:val="1"/>
+      <w:numFmt w:val="bullet"/>
+      <w:lvlText w:val="-"/>
+      <w:lvlJc w:val="left"/>
+      <w:pPr>
+        <w:ind w:left="4320" w:hanging="360"/>
+      </w:pPr>
+      <w:rPr>
+        <w:u w:val="none"/>
+      </w:rPr>
+    </w:lvl>
+    <w:lvl w:ilvl="6">
+      <w:start w:val="1"/>
+      <w:numFmt w:val="bullet"/>
+      <w:lvlText w:val="-"/>
+      <w:lvlJc w:val="left"/>
+      <w:pPr>
+        <w:ind w:left="5040" w:hanging="360"/>
+      </w:pPr>
+      <w:rPr>
+        <w:u w:val="none"/>
+      </w:rPr>
+    </w:lvl>
+    <w:lvl w:ilvl="7">
+      <w:start w:val="1"/>
+      <w:numFmt w:val="bullet"/>
+      <w:lvlText w:val="-"/>
+      <w:lvlJc w:val="left"/>
+      <w:pPr>
+        <w:ind w:left="5760" w:hanging="360"/>
+      </w:pPr>
+      <w:rPr>
+        <w:u w:val="none"/>
+      </w:rPr>
+    </w:lvl>
+    <w:lvl w:ilvl="8">
+      <w:start w:val="1"/>
+      <w:numFmt w:val="bullet"/>
+      <w:lvlText w:val="-"/>
+      <w:lvlJc w:val="left"/>
+      <w:pPr>
+        <w:ind w:left="6480" w:hanging="360"/>
+      </w:pPr>
+      <w:rPr>
+        <w:u w:val="none"/>
+      </w:rPr>
+    </w:lvl>
+  </w:abstractNum>
+  <w:abstractNum w:abstractNumId="2">
+    <w:lvl w:ilvl="0">
+      <w:start w:val="1"/>
+      <w:numFmt w:val="bullet"/>
+      <w:lvlText w:val="-"/>
+      <w:lvlJc w:val="left"/>
+      <w:pPr>
+        <w:ind w:left="720" w:hanging="360"/>
+      </w:pPr>
+      <w:rPr>
+        <w:u w:val="none"/>
+      </w:rPr>
+    </w:lvl>
+    <w:lvl w:ilvl="1">
+      <w:start w:val="1"/>
+      <w:numFmt w:val="bullet"/>
+      <w:lvlText w:val="-"/>
+      <w:lvlJc w:val="left"/>
+      <w:pPr>
+        <w:ind w:left="1440" w:hanging="360"/>
+      </w:pPr>
+      <w:rPr>
+        <w:u w:val="none"/>
+      </w:rPr>
+    </w:lvl>
+    <w:lvl w:ilvl="2">
+      <w:start w:val="1"/>
+      <w:numFmt w:val="bullet"/>
+      <w:lvlText w:val="-"/>
+      <w:lvlJc w:val="left"/>
+      <w:pPr>
+        <w:ind w:left="2160" w:hanging="360"/>
+      </w:pPr>
+      <w:rPr>
+        <w:u w:val="none"/>
+      </w:rPr>
+    </w:lvl>
+    <w:lvl w:ilvl="3">
+      <w:start w:val="1"/>
+      <w:numFmt w:val="bullet"/>
+      <w:lvlText w:val="-"/>
+      <w:lvlJc w:val="left"/>
+      <w:pPr>
+        <w:ind w:left="2880" w:hanging="360"/>
+      </w:pPr>
+      <w:rPr>
+        <w:u w:val="none"/>
+      </w:rPr>
+    </w:lvl>
+    <w:lvl w:ilvl="4">
+      <w:start w:val="1"/>
+      <w:numFmt w:val="bullet"/>
+      <w:lvlText w:val="-"/>
+      <w:lvlJc w:val="left"/>
+      <w:pPr>
+        <w:ind w:left="3600" w:hanging="360"/>
+      </w:pPr>
+      <w:rPr>
+        <w:u w:val="none"/>
+      </w:rPr>
+    </w:lvl>
+    <w:lvl w:ilvl="5">
+      <w:start w:val="1"/>
+      <w:numFmt w:val="bullet"/>
+      <w:lvlText w:val="-"/>
+      <w:lvlJc w:val="left"/>
+      <w:pPr>
+        <w:ind w:left="4320" w:hanging="360"/>
+      </w:pPr>
+      <w:rPr>
+        <w:u w:val="none"/>
+      </w:rPr>
+    </w:lvl>
+    <w:lvl w:ilvl="6">
+      <w:start w:val="1"/>
+      <w:numFmt w:val="bullet"/>
+      <w:lvlText w:val="-"/>
+      <w:lvlJc w:val="left"/>
+      <w:pPr>
+        <w:ind w:left="5040" w:hanging="360"/>
+      </w:pPr>
+      <w:rPr>
+        <w:u w:val="none"/>
+      </w:rPr>
+    </w:lvl>
+    <w:lvl w:ilvl="7">
+      <w:start w:val="1"/>
+      <w:numFmt w:val="bullet"/>
+      <w:lvlText w:val="-"/>
+      <w:lvlJc w:val="left"/>
+      <w:pPr>
+        <w:ind w:left="5760" w:hanging="360"/>
+      </w:pPr>
+      <w:rPr>
+        <w:u w:val="none"/>
+      </w:rPr>
+    </w:lvl>
+    <w:lvl w:ilvl="8">
+      <w:start w:val="1"/>
+      <w:numFmt w:val="bullet"/>
+      <w:lvlText w:val="-"/>
+      <w:lvlJc w:val="left"/>
+      <w:pPr>
+        <w:ind w:left="6480" w:hanging="360"/>
+      </w:pPr>
+      <w:rPr>
+        <w:u w:val="none"/>
+      </w:rPr>
+    </w:lvl>
+  </w:abstractNum>
+  <w:abstractNum w:abstractNumId="3">
+    <w:lvl w:ilvl="0">
+      <w:start w:val="1"/>
+      <w:numFmt w:val="decimal"/>
+      <w:lvlText w:val="%1."/>
+      <w:lvlJc w:val="left"/>
+      <w:pPr>
+        <w:ind w:left="720" w:hanging="360"/>
+      </w:pPr>
+      <w:rPr>
+        <w:u w:val="none"/>
+      </w:rPr>
+    </w:lvl>
+    <w:lvl w:ilvl="1">
+      <w:start w:val="1"/>
+      <w:numFmt w:val="lowerLetter"/>
+      <w:lvlText w:val="%2."/>
+      <w:lvlJc w:val="left"/>
+      <w:pPr>
+        <w:ind w:left="1440" w:hanging="360"/>
+      </w:pPr>
+      <w:rPr>
+        <w:u w:val="none"/>
+      </w:rPr>
+    </w:lvl>
+    <w:lvl w:ilvl="2">
+      <w:start w:val="1"/>
+      <w:numFmt w:val="lowerRoman"/>
+      <w:lvlText w:val="%3."/>
+      <w:lvlJc w:val="right"/>
+      <w:pPr>
+        <w:ind w:left="2160" w:hanging="360"/>
+      </w:pPr>
+      <w:rPr>
+        <w:u w:val="none"/>
+      </w:rPr>
+    </w:lvl>
+    <w:lvl w:ilvl="3">
+      <w:start w:val="1"/>
+      <w:numFmt w:val="decimal"/>
+      <w:lvlText w:val="%4."/>
+      <w:lvlJc w:val="left"/>
+      <w:pPr>
+        <w:ind w:left="2880" w:hanging="360"/>
+      </w:pPr>
+      <w:rPr>
+        <w:u w:val="none"/>
+      </w:rPr>
+    </w:lvl>
+    <w:lvl w:ilvl="4">
+      <w:start w:val="1"/>
+      <w:numFmt w:val="lowerLetter"/>
+      <w:lvlText w:val="%5."/>
+      <w:lvlJc w:val="left"/>
+      <w:pPr>
+        <w:ind w:left="3600" w:hanging="360"/>
+      </w:pPr>
+      <w:rPr>
+        <w:u w:val="none"/>
+      </w:rPr>
+    </w:lvl>
+    <w:lvl w:ilvl="5">
+      <w:start w:val="1"/>
+      <w:numFmt w:val="lowerRoman"/>
+      <w:lvlText w:val="%6."/>
+      <w:lvlJc w:val="right"/>
+      <w:pPr>
+        <w:ind w:left="4320" w:hanging="360"/>
+      </w:pPr>
+      <w:rPr>
+        <w:u w:val="none"/>
+      </w:rPr>
+    </w:lvl>
+    <w:lvl w:ilvl="6">
+      <w:start w:val="1"/>
+      <w:numFmt w:val="decimal"/>
+      <w:lvlText w:val="%7."/>
+      <w:lvlJc w:val="left"/>
+      <w:pPr>
+        <w:ind w:left="5040" w:hanging="360"/>
+      </w:pPr>
+      <w:rPr>
+        <w:u w:val="none"/>
+      </w:rPr>
+    </w:lvl>
+    <w:lvl w:ilvl="7">
+      <w:start w:val="1"/>
+      <w:numFmt w:val="lowerLetter"/>
+      <w:lvlText w:val="%8."/>
+      <w:lvlJc w:val="left"/>
+      <w:pPr>
+        <w:ind w:left="5760" w:hanging="360"/>
+      </w:pPr>
+      <w:rPr>
+        <w:u w:val="none"/>
+      </w:rPr>
+    </w:lvl>
+    <w:lvl w:ilvl="8">
+      <w:start w:val="1"/>
+      <w:numFmt w:val="lowerRoman"/>
+      <w:lvlText w:val="%9."/>
+      <w:lvlJc w:val="right"/>
+      <w:pPr>
+        <w:ind w:left="6480" w:hanging="360"/>
+      </w:pPr>
+      <w:rPr>
+        <w:u w:val="none"/>
+      </w:rPr>
+    </w:lvl>
+  </w:abstractNum>
+  <w:abstractNum w:abstractNumId="4">
+    <w:lvl w:ilvl="0">
+      <w:start w:val="1"/>
+      <w:numFmt w:val="bullet"/>
+      <w:lvlText w:val="-"/>
+      <w:lvlJc w:val="left"/>
+      <w:pPr>
+        <w:ind w:left="720" w:hanging="360"/>
+      </w:pPr>
+      <w:rPr>
+        <w:u w:val="none"/>
+      </w:rPr>
+    </w:lvl>
+    <w:lvl w:ilvl="1">
+      <w:start w:val="1"/>
+      <w:numFmt w:val="bullet"/>
+      <w:lvlText w:val="-"/>
+      <w:lvlJc w:val="left"/>
+      <w:pPr>
+        <w:ind w:left="1440" w:hanging="360"/>
+      </w:pPr>
+      <w:rPr>
+        <w:u w:val="none"/>
+      </w:rPr>
+    </w:lvl>
+    <w:lvl w:ilvl="2">
+      <w:start w:val="1"/>
+      <w:numFmt w:val="bullet"/>
+      <w:lvlText w:val="-"/>
+      <w:lvlJc w:val="left"/>
+      <w:pPr>
+        <w:ind w:left="2160" w:hanging="360"/>
+      </w:pPr>
+      <w:rPr>
+        <w:u w:val="none"/>
+      </w:rPr>
+    </w:lvl>
+    <w:lvl w:ilvl="3">
+      <w:start w:val="1"/>
+      <w:numFmt w:val="bullet"/>
+      <w:lvlText w:val="-"/>
+      <w:lvlJc w:val="left"/>
+      <w:pPr>
+        <w:ind w:left="2880" w:hanging="360"/>
+      </w:pPr>
+      <w:rPr>
+        <w:u w:val="none"/>
+      </w:rPr>
+    </w:lvl>
+    <w:lvl w:ilvl="4">
+      <w:start w:val="1"/>
+      <w:numFmt w:val="bullet"/>
+      <w:lvlText w:val="-"/>
+      <w:lvlJc w:val="left"/>
+      <w:pPr>
+        <w:ind w:left="3600" w:hanging="360"/>
+      </w:pPr>
+      <w:rPr>
+        <w:u w:val="none"/>
+      </w:rPr>
+    </w:lvl>
+    <w:lvl w:ilvl="5">
+      <w:start w:val="1"/>
+      <w:numFmt w:val="bullet"/>
+      <w:lvlText w:val="-"/>
+      <w:lvlJc w:val="left"/>
+      <w:pPr>
+        <w:ind w:left="4320" w:hanging="360"/>
+      </w:pPr>
+      <w:rPr>
+        <w:u w:val="none"/>
+      </w:rPr>
+    </w:lvl>
+    <w:lvl w:ilvl="6">
+      <w:start w:val="1"/>
+      <w:numFmt w:val="bullet"/>
+      <w:lvlText w:val="-"/>
+      <w:lvlJc w:val="left"/>
+      <w:pPr>
+        <w:ind w:left="5040" w:hanging="360"/>
+      </w:pPr>
+      <w:rPr>
+        <w:u w:val="none"/>
+      </w:rPr>
+    </w:lvl>
+    <w:lvl w:ilvl="7">
+      <w:start w:val="1"/>
+      <w:numFmt w:val="bullet"/>
+      <w:lvlText w:val="-"/>
+      <w:lvlJc w:val="left"/>
+      <w:pPr>
+        <w:ind w:left="5760" w:hanging="360"/>
+      </w:pPr>
+      <w:rPr>
+        <w:u w:val="none"/>
+      </w:rPr>
+    </w:lvl>
+    <w:lvl w:ilvl="8">
+      <w:start w:val="1"/>
+      <w:numFmt w:val="bullet"/>
+      <w:lvlText w:val="-"/>
+      <w:lvlJc w:val="left"/>
+      <w:pPr>
+        <w:ind w:left="6480" w:hanging="360"/>
+      </w:pPr>
+      <w:rPr>
+        <w:u w:val="none"/>
+      </w:rPr>
+    </w:lvl>
+  </w:abstractNum>
+  <w:num w:numId="1">
+    <w:abstractNumId w:val="1"/>
+  </w:num>
+  <w:num w:numId="2">
+    <w:abstractNumId w:val="2"/>
+  </w:num>
+  <w:num w:numId="3">
+    <w:abstractNumId w:val="3"/>
+  </w:num>
+  <w:num w:numId="4">
+    <w:abstractNumId w:val="4"/>
+  </w:num>
+</w:numbering>
 </file>
 
 <file path=word/styles.xml><?xml version="1.0" encoding="utf-8"?>
